--- a/templates/canonical/packet_split/final_disposition_client2.docx
+++ b/templates/canonical/packet_split/final_disposition_client2.docx
@@ -273,7 +273,7 @@
       </w:pPr>
       <w:r>
         <w:tab/>
-        <w:t>[[CLIENT1FULLNAME]]</w:t>
+        <w:t>[[Client2FinalDispositionPrimaryFullName]]</w:t>
       </w:r>
     </w:p>
     <w:p>
@@ -292,7 +292,7 @@
         <w:rPr>
           <w:color w:val="000000"/>
         </w:rPr>
-        <w:t>ClientStreetAddress</w:t>
+        <w:t>Client2FinalDispositionPrimaryStreetAddress</w:t>
       </w:r>
       <w:proofErr w:type="spellEnd"/>
       <w:r>
@@ -315,7 +315,7 @@
         <w:rPr>
           <w:color w:val="000000"/>
         </w:rPr>
-        <w:t>ClientCity</w:t>
+        <w:t>Client2FinalDispositionPrimaryCity</w:t>
       </w:r>
       <w:proofErr w:type="spellEnd"/>
       <w:r>
@@ -325,7 +325,7 @@
         <w:t>]],</w:t>
       </w:r>
       <w:r>
-        <w:t xml:space="preserve"> Virginia</w:t>
+        <w:t xml:space="preserve"> [[Client2FinalDispositionPrimaryState]]</w:t>
       </w:r>
     </w:p>
     <w:p>
@@ -339,7 +339,7 @@
         <w:rPr>
           <w:color w:val="000000"/>
         </w:rPr>
-        <w:t xml:space="preserve">111-111-1111 </w:t>
+        <w:t xml:space="preserve">[[Client2FinalDispositionPrimaryPhone]] </w:t>
       </w:r>
     </w:p>
     <w:p>
@@ -381,7 +381,7 @@
       </w:pPr>
       <w:r>
         <w:tab/>
-        <w:t>[[CLIENT2FIRSTALTERNATEAMDFULLNAME]]</w:t>
+        <w:t>[[Client2FinalDispositionAlternatesText]]</w:t>
       </w:r>
     </w:p>
     <w:p>
@@ -403,7 +403,7 @@
           <w:color w:val="000000"/>
         </w:rPr>
         <w:tab/>
-        <w:t>[[Client2FirstAlternateAMDEmail]], [[Client2FirstAlternateAMDAddress]]</w:t>
+        <w:t>, </w:t>
       </w:r>
     </w:p>
     <w:p>
@@ -443,7 +443,7 @@
       </w:pPr>
       <w:r>
         <w:tab/>
-        <w:t>[[CLIENT2SECONDALTERNATEAMDFULLNAME]]</w:t>
+        <w:t/>
       </w:r>
     </w:p>
     <w:p>
@@ -465,7 +465,7 @@
           <w:color w:val="000000"/>
         </w:rPr>
         <w:tab/>
-        <w:t>[[Client2SecondAlternatePOAEmail]], [[Client2SecondAlternateAMDAddress]]</w:t>
+        <w:t>, </w:t>
       </w:r>
     </w:p>
     <w:p>
@@ -637,7 +637,7 @@
         <w:rPr>
           <w:color w:val="000000"/>
         </w:rPr>
-        <w:t xml:space="preserve">I attest that </w:t>
+        <w:t xml:space="preserve">County/City of [[County/City]], Commonwealth of Virginia. The foregoing instrument was acknowledged before me this _____ day of ___________________, 2022, by </w:t>
       </w:r>
       <w:r>
         <w:rPr>
@@ -650,7 +650,7 @@
           <w:color w:val="000000"/>
           <w:spacing w:val="2"/>
         </w:rPr>
-        <w:t xml:space="preserve">, the person who signed this document, did so </w:t>
+        <w:t xml:space="preserve"/>
       </w:r>
       <w:r>
         <w:rPr>
@@ -669,16 +669,16 @@
         <w:rPr>
           <w:color w:val="000000"/>
         </w:rPr>
-        <w:t xml:space="preserve">appears to be of sound mind and not subject to duress, fraud, or undue influence. I further attest that I am not the representative or the successor representative appointed under this document, that I am at least eighteen (18) years of age, and that I am not related to the </w:t>
-      </w:r>
-      <w:r>
-        <w:t xml:space="preserve">person who signed this document </w:t>
+        <w:t xml:space="preserve"/>
+      </w:r>
+      <w:r>
+        <w:t xml:space="preserve"/>
       </w:r>
       <w:r>
         <w:rPr>
           <w:color w:val="000000"/>
         </w:rPr>
-        <w:t>by blood, marriage, or adoption.</w:t>
+        <w:t/>
       </w:r>
     </w:p>
     <w:p>
@@ -712,7 +712,7 @@
       </w:r>
       <w:r>
         <w:tab/>
-        <w:t>2000 Duke St. Ste 300</w:t>
+        <w:t>MICHAEL DOUD GILL III, Notary Public</w:t>
       </w:r>
     </w:p>
     <w:p>
@@ -731,11 +731,11 @@
         <w:rPr>
           <w:sz w:val="20"/>
         </w:rPr>
-        <w:t>[signature – please print name under this line]</w:t>
+        <w:t/>
       </w:r>
       <w:r>
         <w:tab/>
-        <w:t>Alexandria, Virginia</w:t>
+        <w:t>My commission expires: _________________</w:t>
       </w:r>
     </w:p>
     <w:p>
@@ -778,7 +778,7 @@
       </w:r>
       <w:r>
         <w:tab/>
-        <w:t>2000 Duke St. Ste 300</w:t>
+        <w:t/>
       </w:r>
     </w:p>
     <w:p>
@@ -795,11 +795,11 @@
         <w:rPr>
           <w:sz w:val="20"/>
         </w:rPr>
-        <w:t>[signature – please print name under this line]</w:t>
+        <w:t/>
       </w:r>
       <w:r>
         <w:tab/>
-        <w:t>Alexandria, Virginia</w:t>
+        <w:t/>
       </w:r>
     </w:p>
     <w:p>
@@ -3814,7 +3814,7 @@
         <w:rPr>
           <w:color w:val="000000"/>
         </w:rPr>
-        <w:t>[[CLIENT1FIRSTALTERNATEAMDFULLNAME]]</w:t>
+        <w:t/>
       </w:r>
     </w:p>
     <w:p>
@@ -3835,7 +3835,7 @@
         <w:rPr>
           <w:color w:val="000000"/>
         </w:rPr>
-        <w:t>[[CLIENT1SECONDALTERNATEAMDFULLNAME]]</w:t>
+        <w:t/>
       </w:r>
     </w:p>
     <w:p>
@@ -3915,7 +3915,7 @@
         <w:rPr>
           <w:color w:val="000000"/>
         </w:rPr>
-        <w:t>[[CLIENT2FIRSTALTERNATEAMDFULLNAME]]</w:t>
+        <w:t>[[Client2FinalDispositionAlternatesText]]</w:t>
       </w:r>
     </w:p>
     <w:p>
@@ -3936,7 +3936,7 @@
         <w:rPr>
           <w:color w:val="000000"/>
         </w:rPr>
-        <w:t>[[CLIENT2SECONDALTERNATEAMDFULLNAME]]</w:t>
+        <w:t/>
       </w:r>
     </w:p>
     <w:p>
@@ -4111,7 +4111,7 @@
         <w:rPr>
           <w:color w:val="000000"/>
         </w:rPr>
-        <w:t>[[CLIENT1FIRSTALTERNATEAMDFULLNAME]]</w:t>
+        <w:t/>
       </w:r>
     </w:p>
     <w:p>
@@ -4132,7 +4132,7 @@
         <w:rPr>
           <w:color w:val="000000"/>
         </w:rPr>
-        <w:t>[[CLIENT1SECONDALTERNATEAMDFULLNAME]]</w:t>
+        <w:t/>
       </w:r>
     </w:p>
     <w:p>
@@ -4305,7 +4305,7 @@
         <w:rPr>
           <w:color w:val="000000"/>
         </w:rPr>
-        <w:t>[[CLIENT2FIRSTALTERNATEAMDFULLNAME]]</w:t>
+        <w:t>[[Client2FinalDispositionAlternatesText]]</w:t>
       </w:r>
     </w:p>
     <w:p>
@@ -4326,7 +4326,7 @@
         <w:rPr>
           <w:color w:val="000000"/>
         </w:rPr>
-        <w:t>[[CLIENT2SECONDALTERNATEAMDFULLNAME]]</w:t>
+        <w:t/>
       </w:r>
     </w:p>
     <w:p>
@@ -4385,7 +4385,7 @@
         <w:rPr>
           <w:color w:val="000000"/>
         </w:rPr>
-        <w:t>[[CLIENT1FIRSTALTERNATEAMDFULLNAME]]</w:t>
+        <w:t/>
       </w:r>
     </w:p>
     <w:p>
@@ -4406,7 +4406,7 @@
         <w:rPr>
           <w:color w:val="000000"/>
         </w:rPr>
-        <w:t>[[CLIENT1SECONDALTERNATEAMDFULLNAME]]</w:t>
+        <w:t/>
       </w:r>
     </w:p>
     <w:p>
@@ -4465,7 +4465,7 @@
         <w:rPr>
           <w:color w:val="000000"/>
         </w:rPr>
-        <w:t>[[CLIENT2FIRSTALTERNATEAMDFULLNAME]]</w:t>
+        <w:t>[[Client2FinalDispositionAlternatesText]]</w:t>
       </w:r>
     </w:p>
     <w:p>
@@ -4486,7 +4486,7 @@
         <w:rPr>
           <w:color w:val="000000"/>
         </w:rPr>
-        <w:t>[[CLIENT2SECONDALTERNATEAMDFULLNAME]]</w:t>
+        <w:t/>
       </w:r>
     </w:p>
     <w:p>
